--- a/paper_draft/WatchRansom_Paper_Draft.docx
+++ b/paper_draft/WatchRansom_Paper_Draft.docx
@@ -112,7 +112,7 @@
     </w:p>
     <w:p>
       <w:r>
-        <w:t>Ransomware continues to be one of the most damaging classes of cyberattack against individuals and organizations, motivating detection approaches that identify malicious behavior before file encryption completes rather than relying solely on static signatures. This paper presents WatchRansom, a real-time, host-based ransomware detection system that combines supervised classification (XGBoost, distinguishing goodware, encryption ransomware, and locker ransomware) with unsupervised anomaly detection (an autoencoder trained only on benign behavior, for zero-day coverage). The system is built on a publicly available dynamic-features dataset (Herrera-Silva &amp; Hernández-Álvarez, 2023) and extended with real telemetry collected across two live host-monitoring sessions. Beyond reporting detection performance — 98.10% 10-fold cross-validated accuracy, with perfect precision on the encryption-ransomware class (100%) and zero goodware samples misclassified as ransomware across the full cross-validated evaluation — this paper documents a systematic engineering audit that surfaced eleven distinct defects in the path between the trained model and live deployment, resolving ten of them and precisely diagnosing (though not yet fixing) an eleventh discovered during live demonstration preparation. The most significant of these left three features responsible for 41% of the model's decision weight structurally unreachable at inference time despite a reported 98%+ offline accuracy, and a separate defect made a performance optimization silently non-functional under realistic process loads (a 52-second operation running inside a 4-second budget). We also report two deliberate negative results: neither class-weighted training nor aggressive threshold tuning meaningfully improved the model's one persistent weakness (93.0% recall on encryption ransomware), indicating this is a genuine feature/data limitation rather than a calibration problem. We argue these findings generalize beyond this system: offline benchmark accuracy on a held-out test set is not evidence that a live ML-based security system behaves as intended, and validating the full training-to-deployment pipeline — not just the model — should be treated as a first-class part of the evaluation methodology for this class of system.</w:t>
+        <w:t>Ransomware continues to be one of the most damaging classes of cyberattack against individuals and organizations, motivating detection approaches that identify malicious behavior before file encryption completes rather than relying solely on static signatures. This paper presents WatchRansom, a real-time, host-based ransomware detection system that combines supervised classification (XGBoost, distinguishing goodware, encryption ransomware, and locker ransomware) with unsupervised anomaly detection (an autoencoder trained only on benign behavior, for zero-day coverage). The system is built on a publicly available dynamic-features dataset (Herrera-Silva &amp; Hernández-Álvarez, 2023) and extended with real telemetry collected across three live host-monitoring sessions. This paper documents two rounds of engineering audit. The first, on the deployment pipeline, surfaced twelve distinct defects in the path between the trained model and live deployment, resolving eleven of them and precisely diagnosing (though not yet fixing) a twelfth discovered during live demonstration preparation — including a case in which three features responsible for 41% of the model's decision weight were structurally unreachable at inference time despite a reported 98%+ offline accuracy. The second round applied the same auditing discipline to the evaluation methodology itself, and is this paper's most significant revision: the originally reported 98.10% ten-fold cross-validated accuracy was found to be inflated by duplicate feature vectors arising from the source dataset's repeated sandbox executions, and the autoencoder's reported F1-score had been computed on data overlapping its own training set. Correcting both yields a mean classification accuracy of 85.50% under group-aware, repeated cross-validation (interval 84.86%–86.14%) and a held-out anomaly-detection F1-score of 0.637 (standard deviation 0.020 across ten seeds). A subsequent negative-control experiment further found that the system's anomaly-based alert, previously interpreted during a live demonstration as independent corroboration of an attack, is triggered at a comparably extreme level by the monitoring system's own resource footprint with no attack present. We report all of this — the original findings, the corrections to our own evaluation, and the reversal of our own demonstration's interpretation — because we believe it generalizes beyond this system: offline benchmark accuracy on a held-out test set is not evidence that a live ML-based security system behaves as intended, and the evaluation methodology used to measure that system warrants the same validation rigor as the deployment pipeline itself.</w:t>
       </w:r>
     </w:p>
     <w:p>
@@ -166,12 +166,22 @@
           <w:i/>
           <w:color w:val="B00000"/>
         </w:rPr>
-        <w:t>[DRAFT TODO: This section needs a broader literature review — signature-based AV, dynamic/sandbox-based malware analysis, other ML/DL ransomware detection papers, and any prior work on training-serving skew in ML deployment.]</w:t>
+        <w:t>[DRAFT TODO: Broadened below with additional ransomware/malware ML detection and evaluation-leakage literature; a dedicated review of signature-based AV and dynamic/sandbox-based malware analysis as distinct topics remains open.]</w:t>
       </w:r>
     </w:p>
     <w:p>
       <w:r>
         <w:t>The primary dataset underlying this work is due to Herrera-Silva and Hernández-Álvarez [1], who generated 2,000 dynamic-analysis records (20 ransomware and 20 goodware artifacts, 10 sandboxed executions each across five Windows platforms) and reduced an initial 326 dynamic features to 50 low-redundancy, high-relevance characteristics spanning process memory, extracted scripts, network activity, behavioral signatures, static/entropy analysis, library and registry interactions, and diagnostic information. Samples are labeled as goodware (G), encryptor ransomware (E), or locker ransomware (L). Their own evaluation, using 10-fold cross-validation across Random Forest, Gradient Boosted Regression Trees, Gaussian Naïve Bayes, and Neural Network classifiers, reported accuracies ranging from 74% to 100% depending on model and feature subset, with processing times between 0.15 and 25.47 seconds. This work adopts their dataset and 10-fold CV methodology, but focuses on a reduced 12-feature practical subset reproducible via live host monitoring (Section 4), and on XGBoost combined with an autoencoder for zero-day coverage, rather than reproducing their full model comparison.</w:t>
+      </w:r>
+    </w:p>
+    <w:p>
+      <w:r>
+        <w:t xml:space="preserve">Related work spans a range of classifier families and dataset construction methods. Masum et al. [2] compared Decision Tree, Random Forest, Naive Bayes, Logistic Regression, and neural-network classifiers for ransomware classification, reporting Random Forest as most effective on their dataset. Song et al. [3] conducted a large-scale behavioral characterization spanning 117 published ransomware defense mechanisms together with runtime analysis of real ransomware samples, arguing that deployability is as significant a criterion for practical value as detection accuracy — a position this paper's deployment-validation contribution directly supports. Onwuegbuche et al. [4] introduced a considerably larger behavioral ransomware dataset spanning 64 families and reported detection rates exceeding 98%; we report a substantially lower, group-validated accuracy on a smaller dataset, discussed further in Section 8 alongside the evaluation-methodology findings of Section 6.7.</w:t>
+      </w:r>
+    </w:p>
+    <w:p>
+      <w:r>
+        <w:t xml:space="preserve">Combining a supervised classifier with an unsupervised anomaly detector, structurally similar to this paper's dual-model design, has precedent in adjacent domains; hybrid architectures pairing autoencoder-based anomaly scoring or feature reduction with gradient-boosted classification have been applied to malware and network-intrusion detection, reporting improved detection relative to either component alone [5]. Separately, data leakage from near-duplicate samples on both sides of a training/evaluation split is a recognized, recurring problem in malware-detection ML specifically: Liu et al. [6], studying Android malware classifiers, found a substantial fraction of test samples identical or near-identical to training samples, inflating reported performance and in some cases altering prior work's qualitative conclusions. Section 6.7 reports an analogous finding for this paper's own dataset.</w:t>
       </w:r>
     </w:p>
     <w:p>
@@ -1846,6 +1856,19 @@
       </w:r>
     </w:p>
     <w:p>
+      <w:pPr>
+        <w:pStyle w:val="Heading2"/>
+      </w:pPr>
+      <w:r>
+        <w:t xml:space="preserve">6.7 Evaluation Methodology Validation</w:t>
+      </w:r>
+    </w:p>
+    <w:p>
+      <w:r>
+        <w:t xml:space="preserve">The audit described above concerns the correctness of the deployment pipeline; it does not, by itself, establish that the evaluation used to report this paper's own accuracy figures is methodologically sound. A later pass applied the same scrutiny to the evaluation pipeline and found two further issues. First, 61.5% of the rows in the final training dataset share an exact 12-feature vector with at least one other row, a consequence of the source dataset's sandboxed collection method (each of 40 ransomware and goodware artifacts run 10 times); ordinary shuffled cross-validation does not prevent a duplicated row's near-identical twin from sitting in the training fold while its counterpart is held out for testing, so the resulting "held-out" accuracy can measure memorization of a duplicate rather than generalization to something unseen. This was corrected using StratifiedGroupKFold, grouping by the exact feature vector instead of by row - zero group-leakage violations confirmed programmatically - and the corrected result is reported alongside the original in Section 7.1. Second, the autoencoder's reported F1-score was evaluated against the source dataset's goodware rows, which are also present, unmodified, in the autoencoder's own training data - so that evaluation measured reconstruction of already-seen examples, not generalization. This was corrected by splitting the goodware corpus, before any training, into disjoint train / threshold-calibration / evaluation subsets, reported in Section 7.2. Neither correction changes the deployed model or monitoring code; both concern how this paper measured its own system's performance.</w:t>
+      </w:r>
+    </w:p>
+    <w:p>
       <w:r>
         <w:br w:type="page"/>
       </w:r>
@@ -1890,10 +1913,6 @@
           </w:tcPr>
           <w:p>
             <w:r>
-              <w:rPr>
-                <w:b/>
-                <w:color w:val="FFFFFF"/>
-              </w:rPr>
               <w:t>Metric</w:t>
             </w:r>
           </w:p>
@@ -1905,10 +1924,6 @@
           </w:tcPr>
           <w:p>
             <w:r>
-              <w:rPr>
-                <w:b/>
-                <w:color w:val="FFFFFF"/>
-              </w:rPr>
               <w:t>Value</w:t>
             </w:r>
           </w:p>
@@ -1921,7 +1936,7 @@
           </w:tcPr>
           <w:p>
             <w:r>
-              <w:t>Mean accuracy</w:t>
+              <w:t>Naive shuffled 10-fold CV (uncorrected)</w:t>
             </w:r>
           </w:p>
         </w:tc>
@@ -1931,7 +1946,7 @@
           </w:tcPr>
           <w:p>
             <w:r>
-              <w:t>98.10%</w:t>
+              <w:t>98.10% (std 0.62%)</w:t>
             </w:r>
           </w:p>
         </w:tc>
@@ -1943,7 +1958,7 @@
           </w:tcPr>
           <w:p>
             <w:r>
-              <w:t>Std. deviation</w:t>
+              <w:t>Group-aware 10-fold CV, single run</w:t>
             </w:r>
           </w:p>
         </w:tc>
@@ -1953,7 +1968,7 @@
           </w:tcPr>
           <w:p>
             <w:r>
-              <w:t>0.62%</w:t>
+              <w:t>85.59% (std 15.39%)</w:t>
             </w:r>
           </w:p>
         </w:tc>
@@ -1965,7 +1980,7 @@
           </w:tcPr>
           <w:p>
             <w:r>
-              <w:t>Min / Max (across folds)</w:t>
+              <w:t>Group-aware CV, 10 repeats, grand mean</w:t>
             </w:r>
           </w:p>
         </w:tc>
@@ -1975,7 +1990,7 @@
           </w:tcPr>
           <w:p>
             <w:r>
-              <w:t>96.99% / 99.00%</w:t>
+              <w:t>85.50%</w:t>
             </w:r>
           </w:p>
         </w:tc>
@@ -1987,7 +2002,7 @@
           </w:tcPr>
           <w:p>
             <w:r>
-              <w:t>95% CI (normal approx.)</w:t>
+              <w:t>Repeated-CV interval (10 replicates)</w:t>
             </w:r>
           </w:p>
         </w:tc>
@@ -1997,7 +2012,29 @@
           </w:tcPr>
           <w:p>
             <w:r>
-              <w:t>97.72% - 98.48%</w:t>
+              <w:t>84.86% - 86.14%</w:t>
+            </w:r>
+          </w:p>
+        </w:tc>
+      </w:tr>
+      <w:tr>
+        <w:tc>
+          <w:tcPr>
+            <w:tcW w:type="dxa" w:w="4320"/>
+          </w:tcPr>
+          <w:p>
+            <w:r>
+              <w:t>Raw per-fold range (100 folds, 10 repeats)</w:t>
+            </w:r>
+          </w:p>
+        </w:tc>
+        <w:tc>
+          <w:tcPr>
+            <w:tcW w:type="dxa" w:w="4320"/>
+          </w:tcPr>
+          <w:p>
+            <w:r>
+              <w:t>40.48% - 100.00%</w:t>
             </w:r>
           </w:p>
         </w:tc>
@@ -2025,10 +2062,6 @@
           </w:tcPr>
           <w:p>
             <w:r>
-              <w:rPr>
-                <w:b/>
-                <w:color w:val="FFFFFF"/>
-              </w:rPr>
               <w:t>Class</w:t>
             </w:r>
           </w:p>
@@ -2040,10 +2073,6 @@
           </w:tcPr>
           <w:p>
             <w:r>
-              <w:rPr>
-                <w:b/>
-                <w:color w:val="FFFFFF"/>
-              </w:rPr>
               <w:t>Precision</w:t>
             </w:r>
           </w:p>
@@ -2055,10 +2084,6 @@
           </w:tcPr>
           <w:p>
             <w:r>
-              <w:rPr>
-                <w:b/>
-                <w:color w:val="FFFFFF"/>
-              </w:rPr>
               <w:t>Recall</w:t>
             </w:r>
           </w:p>
@@ -2070,10 +2095,6 @@
           </w:tcPr>
           <w:p>
             <w:r>
-              <w:rPr>
-                <w:b/>
-                <w:color w:val="FFFFFF"/>
-              </w:rPr>
               <w:t>F1</w:t>
             </w:r>
           </w:p>
@@ -2096,7 +2117,7 @@
           </w:tcPr>
           <w:p>
             <w:r>
-              <w:t>1.0000 ± 0.0000</w:t>
+              <w:t>0.8026 ± 0.2154</w:t>
             </w:r>
           </w:p>
         </w:tc>
@@ -2106,7 +2127,7 @@
           </w:tcPr>
           <w:p>
             <w:r>
-              <w:t>0.9300 ± 0.0238</w:t>
+              <w:t>0.8425 ± 0.1651</w:t>
             </w:r>
           </w:p>
         </w:tc>
@@ -2116,7 +2137,7 @@
           </w:tcPr>
           <w:p>
             <w:r>
-              <w:t>0.9636 ± 0.0129</w:t>
+              <w:t>0.7890 ± 0.1535</w:t>
             </w:r>
           </w:p>
         </w:tc>
@@ -2138,7 +2159,7 @@
           </w:tcPr>
           <w:p>
             <w:r>
-              <w:t>0.9723 ± 0.0087</w:t>
+              <w:t>0.9631 ± 0.0495</w:t>
             </w:r>
           </w:p>
         </w:tc>
@@ -2148,7 +2169,7 @@
           </w:tcPr>
           <w:p>
             <w:r>
-              <w:t>1.0000 ± 0.0000</w:t>
+              <w:t>0.8736 ± 0.2516</w:t>
             </w:r>
           </w:p>
         </w:tc>
@@ -2158,7 +2179,7 @@
           </w:tcPr>
           <w:p>
             <w:r>
-              <w:t>0.9860 ± 0.0045</w:t>
+              <w:t>0.8853 ± 0.2141</w:t>
             </w:r>
           </w:p>
         </w:tc>
@@ -2180,7 +2201,7 @@
           </w:tcPr>
           <w:p>
             <w:r>
-              <w:t>1.0000 ± 0.0000</w:t>
+              <w:t>0.6489 ± 0.3975</w:t>
             </w:r>
           </w:p>
         </w:tc>
@@ -2190,7 +2211,7 @@
           </w:tcPr>
           <w:p>
             <w:r>
-              <w:t>0.9950 ± 0.0150</w:t>
+              <w:t>0.6950 ± 0.3965</w:t>
             </w:r>
           </w:p>
         </w:tc>
@@ -2200,7 +2221,7 @@
           </w:tcPr>
           <w:p>
             <w:r>
-              <w:t>0.9974 ± 0.0077</w:t>
+              <w:t>0.6509 ± 0.3760</w:t>
             </w:r>
           </w:p>
         </w:tc>
@@ -2233,10 +2254,6 @@
           </w:tcPr>
           <w:p>
             <w:r>
-              <w:rPr>
-                <w:b/>
-                <w:color w:val="FFFFFF"/>
-              </w:rPr>
               <w:t>Actual \ Predicted</w:t>
             </w:r>
           </w:p>
@@ -2248,10 +2265,6 @@
           </w:tcPr>
           <w:p>
             <w:r>
-              <w:rPr>
-                <w:b/>
-                <w:color w:val="FFFFFF"/>
-              </w:rPr>
               <w:t>E</w:t>
             </w:r>
           </w:p>
@@ -2263,10 +2276,6 @@
           </w:tcPr>
           <w:p>
             <w:r>
-              <w:rPr>
-                <w:b/>
-                <w:color w:val="FFFFFF"/>
-              </w:rPr>
               <w:t>G</w:t>
             </w:r>
           </w:p>
@@ -2278,10 +2287,6 @@
           </w:tcPr>
           <w:p>
             <w:r>
-              <w:rPr>
-                <w:b/>
-                <w:color w:val="FFFFFF"/>
-              </w:rPr>
               <w:t>L</w:t>
             </w:r>
           </w:p>
@@ -2304,7 +2309,7 @@
           </w:tcPr>
           <w:p>
             <w:r>
-              <w:t>744</w:t>
+              <w:t>674</w:t>
             </w:r>
           </w:p>
         </w:tc>
@@ -2314,7 +2319,7 @@
           </w:tcPr>
           <w:p>
             <w:r>
-              <w:t>56</w:t>
+              <w:t>76</w:t>
             </w:r>
           </w:p>
         </w:tc>
@@ -2324,7 +2329,7 @@
           </w:tcPr>
           <w:p>
             <w:r>
-              <w:t>0</w:t>
+              <w:t>50</w:t>
             </w:r>
           </w:p>
         </w:tc>
@@ -2346,7 +2351,7 @@
           </w:tcPr>
           <w:p>
             <w:r>
-              <w:t>0</w:t>
+              <w:t>245</w:t>
             </w:r>
           </w:p>
         </w:tc>
@@ -2356,7 +2361,7 @@
           </w:tcPr>
           <w:p>
             <w:r>
-              <w:t>1999</w:t>
+              <w:t>1754</w:t>
             </w:r>
           </w:p>
         </w:tc>
@@ -2388,7 +2393,7 @@
           </w:tcPr>
           <w:p>
             <w:r>
-              <w:t>0</w:t>
+              <w:t>50</w:t>
             </w:r>
           </w:p>
         </w:tc>
@@ -2398,7 +2403,7 @@
           </w:tcPr>
           <w:p>
             <w:r>
-              <w:t>1</w:t>
+              <w:t>11</w:t>
             </w:r>
           </w:p>
         </w:tc>
@@ -2408,7 +2413,7 @@
           </w:tcPr>
           <w:p>
             <w:r>
-              <w:t>199</w:t>
+              <w:t>139</w:t>
             </w:r>
           </w:p>
         </w:tc>
@@ -2417,7 +2422,7 @@
     <w:p/>
     <w:p>
       <w:r>
-        <w:t>The model achieves perfect precision on class E (100%) and class L (100%) - across the entire cross-validated evaluation, zero goodware windows were misclassified as ransomware. Recall on class L is likewise near-perfect (99.50%). The one consistent weakness is recall on class E (93.00%): across all ten folds combined, 56 of 800 encryptor-ransomware samples (7.0%) were misclassified as goodware. Because this is measured across a 10-fold CV rather than a single split, this recall gap is a real, reproducible property of the current model and feature set, not sampling noise (Section 7.4 reports two attempts to close it, both unsuccessful).</w:t>
+        <w:t>Section 6.7 found the shuffled 10-fold evaluation above measures duplicate-vector memorization rather than generalization. Re-running with StratifiedGroupKFold (grouping by exact 12-feature vector, zero group-leakage violations confirmed programmatically) gives a materially different picture: mean accuracy 85.59% (std 15.39%, range 43.88%-100% across folds) for a single run, and 85.50% (repeated-CV interval 84.86%-86.14%) across 10 independent repeats with different random fold assignments - closely matching the single-run figure, so the corrected estimate is not an artifact of one particular split. The aggregate confusion matrix under the corrected protocol shows 245 of 1,999 goodware windows (12.3%) misclassified as encryptor ransomware, versus zero under the original shuffled evaluation, and locker-class recall falling to ~70% from near-perfect. Locker ransomware has only 60 distinct feature vectors among its 200 rows - likely too few groups for a stable per-fold estimate - and the raw per-fold accuracy stays in the 40%-100% range in every one of the 10 repeats, indicating this spread is a structural property of the data, not noise that averages out. Both the naive and corrected numbers are reported: the gap between them (Table 4) is itself part of this paper's finding, not something to quietly replace.</w:t>
       </w:r>
     </w:p>
     <w:p>
@@ -2514,7 +2519,7 @@
           </w:tcPr>
           <w:p>
             <w:r>
-              <w:t>27.4%</w:t>
+              <w:t>20.6%</w:t>
             </w:r>
           </w:p>
         </w:tc>
@@ -2536,7 +2541,7 @@
           </w:tcPr>
           <w:p>
             <w:r>
-              <w:t>file_created</w:t>
+              <w:t>apistats</w:t>
             </w:r>
           </w:p>
         </w:tc>
@@ -2546,7 +2551,7 @@
           </w:tcPr>
           <w:p>
             <w:r>
-              <w:t>13.8%</w:t>
+              <w:t>17.5%</w:t>
             </w:r>
           </w:p>
         </w:tc>
@@ -2568,7 +2573,7 @@
           </w:tcPr>
           <w:p>
             <w:r>
-              <w:t>apistats</w:t>
+              <w:t>file_created</w:t>
             </w:r>
           </w:p>
         </w:tc>
@@ -2578,7 +2583,7 @@
           </w:tcPr>
           <w:p>
             <w:r>
-              <w:t>12.8%</w:t>
+              <w:t>14.2%</w:t>
             </w:r>
           </w:p>
         </w:tc>
@@ -2875,7 +2880,7 @@
     <w:p/>
     <w:p>
       <w:r>
-        <w:t>directory_enumerated and apistats - two of the three features most affected by Bug #1 - remain the model's #1 and #3 most important features after being fixed to receive real live data, reinforcing that resolving their collection was the correct priority. tree_command_line (Bug #10, fixed last) carries the lowest importance of the 12, which is at least partially circular: a feature with only two live-collected windows' worth of history (85 of the 1,999 goodware rows) cannot yet be shown to matter as strongly as features with a longer collection history.</w:t>
+        <w:t>directory_enumerated and apistats - two of the three features most affected by Bug #1 - remain the model's #1 and #2 most important features in the final retrained model (20.6% and 17.5% respectively, Table 7), reinforcing that resolving their collection was the correct priority. tree_command_line (Bug #10, fixed last) still carries the lowest importance of the 12.</w:t>
       </w:r>
     </w:p>
     <w:p>
@@ -3246,11 +3251,73 @@
           </w:p>
         </w:tc>
       </w:tr>
+      <w:tr>
+        <w:tc>
+          <w:tcPr>
+            <w:tcW w:type="dxa" w:w="1440"/>
+          </w:tcPr>
+          <w:p>
+            <w:r>
+              <w:t>Held-out, seeded (this work, mean of 10 seeds)</w:t>
+            </w:r>
+          </w:p>
+        </w:tc>
+        <w:tc>
+          <w:tcPr>
+            <w:tcW w:type="dxa" w:w="1440"/>
+          </w:tcPr>
+          <w:p>
+            <w:r>
+              <w:t>0.545 (final model)</w:t>
+            </w:r>
+          </w:p>
+        </w:tc>
+        <w:tc>
+          <w:tcPr>
+            <w:tcW w:type="dxa" w:w="1440"/>
+          </w:tcPr>
+          <w:p>
+            <w:r>
+              <w:t>94.99 (final model)</w:t>
+            </w:r>
+          </w:p>
+        </w:tc>
+        <w:tc>
+          <w:tcPr>
+            <w:tcW w:type="dxa" w:w="1440"/>
+          </w:tcPr>
+          <w:p>
+            <w:r>
+              <w:t>184.71 (final model)</w:t>
+            </w:r>
+          </w:p>
+        </w:tc>
+        <w:tc>
+          <w:tcPr>
+            <w:tcW w:type="dxa" w:w="1440"/>
+          </w:tcPr>
+          <w:p>
+            <w:r>
+              <w:t>0.637 ± 0.020</w:t>
+            </w:r>
+          </w:p>
+        </w:tc>
+        <w:tc>
+          <w:tcPr>
+            <w:tcW w:type="dxa" w:w="1440"/>
+          </w:tcPr>
+          <w:p>
+            <w:r>
+              <w:t>0.774228 (final model)</w:t>
+            </w:r>
+          </w:p>
+        </w:tc>
+      </w:tr>
     </w:tbl>
     <w:p/>
     <w:p>
       <w:r>
-        <w:t>Retrain 1's F1 regression (0.70 → 0.62) coincided with a goodware training corpus that, while now populated for the three Bug #1 features, was reprocessed from a historical log that predated the live-monitoring fixes and so still lacked real values for them. Retrain 2, adding a small quantity of correctly-featured live data, recovered - and slightly exceeded - the original baseline F1 (0.7036). Retrain 3, despite adding further real live data and fixing a fourth feature, saw F1 drop again (0.6069), and this drop remains unexplained. We initially hypothesized that a pronounced late-session activity burst visible in the second live session's raw event log had produced a subset of unusually high-variance goodware windows, and that including these in the one-class autoencoder's training set widened its learned "normal" boundary and reduced separation from the ransomware classes. We tested this directly: retraining with the busiest 5% of goodware windows (by total feature activity) excluded from autoencoder training only. This did not improve F1 - it made it worse (0.6069 → 0.5811) - and was reverted. We report this as a deliberate negative result: the burst-density explanation, while plausible, is not supported by direct experiment, and the true cause of the F1 fluctuation across retrains remains an open question (Section 9).</w:t>
+        <w:t>Section 6.7 found all four F1-scores in Table 8 (rows 1-4) were evaluated on data overlapping the autoencoder's own training set - an in-sample measurement, not a held-out one - and that train_autoencoder.py never set a random seed, so none of these retrains controlled for training-run variance either. Correcting both: goodware split once (fixed) into disjoint train / threshold-calibration / evaluation subsets, and the whole procedure repeated across 10 independently seeded models trained on the identical split. Result: held-out F1 = 0.6371 mean, std 0.0201, range 0.6124-0.6802 (Table 8, row 5). This seed-only range (0.068), with data and architecture both held fixed, covers 55% of the ENTIRE historical fluctuation range above (0.123) - meaning roughly half of what looked like "the data changed, so F1 changed" across every retrain in this section was always just training-seed noise. The remaining ~45% may still be a real effect of the data/methodology changes made each time; this analysis can't separate which specific change contributed how much, only that seed noise alone explains most of the swing. The burst-density hypothesis test reported below is unaffected by this finding and remains a separate, valid negative result: excluding the busiest 5% of goodware windows (by total feature activity) from autoencoder training only. This did not improve F1 - it made it worse (0.6069 → 0.5811) - and was reverted. We report this as a deliberate negative result: the burst-density explanation, while plausible, is not supported by direct experiment, and the residual, seed-unexplained portion of the F1 fluctuation remains an open question (Section 8).</w:t>
       </w:r>
     </w:p>
     <w:p>
@@ -3406,7 +3473,7 @@
     <w:p/>
     <w:p>
       <w:r>
-        <w:t>Neither intervention meaningfully moved the metric. The threshold-sweep result is the more informative of the two: if the model's errors on class E were borderline cases sitting just under the classification threshold, lowering that threshold substantially (down to 0.30, far more permissive than the deployed 0.85) would have recovered many of them - it did not. This indicates the misclassified encryptor-ransomware samples are being predicted as goodware with genuine, not marginal, confidence: the model is not uncertain about these cases, it is confidently wrong. This points to a feature or training-data limitation rather than a calibration problem, and is not fixable by reweighting or threshold adjustment alone (Section 9).</w:t>
+        <w:t>Neither intervention meaningfully moved the metric, and inspecting the misclassified samples directly shows why: 40 of the 800 encryptor-ransomware rows have ALL TWELVE trained features equal to zero, and are byte-identical to 255 rows labeled goodware. Same input vector, two different labels - no classifier can be correct on both, which caps class-E recall at (800-40)/800 = 95.0% by construction, independent of model, weights, or threshold. All 295 such rows trace to the source sandbox dataset; none come from the live-collected goodware. This is exactly why threshold adjustment down to 0.30 didn't help: the predicted P(goodware) for an all-zero row is pinned near the training-set base rate at that vector (~87% goodware), not a borderline value near any threshold tested. This reframes the finding from "the model is confidently wrong on ambiguous cases" to a more specific, mechanical cause: the 12-feature projection used for live deployment collapses a subset of the source data to a vector that is genuinely non-separating between two classes, which no amount of reweighting or thresholding can fix.</w:t>
       </w:r>
     </w:p>
     <w:p>
@@ -3419,7 +3486,12 @@
     </w:p>
     <w:p>
       <w:r>
-        <w:t>While preparing a live demonstration using a safe, self-contained attack simulator (a throwaway-folder file-encryption simulation exercising real file I/O and genuine cryptographic module usage), the autoencoder reliably triggered a CRITICAL alert (anomaly score 1.0) across three independent end-to-end trials, while the XGBoost classifier output goodware in all three. Diagnosis traced this to process_monitor.py being system-wide rather than scoped to the monitored folder: it also observes the WatchRansom monitoring process itself, whose own ML library imports (TensorFlow, XGBoost, scikit-learn) push dll_loaded past 11,000 in the aggregated window - over 100x beyond any value present in the training data (the highest observed in any ransomware training sample was 109). The classifier has never seen an input at that scale for any class, so its behavior on it is effectively undefined rather than a real judgment about the attack activity. The autoencoder was not confused by the same noise in these tests, plausibly because reconstruction error and tree-based decision boundaries respond differently to a single wildly out-of-range feature, though this is not rigorously confirmed. This is a concrete, unscripted demonstration - discovered during demo preparation rather than a designed experiment - of exactly the dual-model complementary-coverage argument made in Section 5.2: an independent second detection path caught what the first missed, for reasons unrelated to the actual attack behavior. Not fixed in this work (found too close to a scheduled demonstration to safely remediate); documented as Bug #12 and candidate future work (excluding the monitor's own process from resampling).</w:t>
+        <w:t>While preparing a live demonstration using a safe, self-contained attack simulator (a throwaway-folder file-encryption simulation exercising real file I/O and genuine cryptographic module usage), the autoencoder reliably triggered a CRITICAL alert (anomaly score 1.0, the maximum obtainable under the normalization used at the time) across three independent end-to-end trials, while the XGBoost classifier output goodware in all three. Diagnosis traced this to process_monitor.py being system-wide rather than scoped to the monitored folder: it also observes the WatchRansom monitoring process itself, whose own ML library imports (TensorFlow, XGBoost, scikit-learn) push dll_loaded past 11,000 in the aggregated window - over 100x beyond any value present in the training data. At the time, we read the autoencoder's behavior in these trials as a second, independent detection path catching what the classifier missed - the dual-model complementary-coverage argument made in Section 5.2.</w:t>
+      </w:r>
+    </w:p>
+    <w:p>
+      <w:r>
+        <w:t xml:space="preserve">A negative-control experiment, run later as part of the evaluation audit (Section 6.7), tested that reading directly: the identical monitor stack, against the identical disposable folder, for an equivalent duration, with the attack simulator NEVER invoked. Result: classifier correctly says goodware (confidence 86.1%) - but anomaly_score = 280.47, a more extreme signal than any of the original three attack trials produced, with zero attack activity at all. (This magnitude is only visible because a separate fix, made after the original demo, removed a cap of 1.0 that the anomaly score computation used to apply - the original three trials could never have shown a number this large even if the underlying signal was just as extreme at the time.) This does not support the original reading: the same alert path fires just as strongly, or more so, with nothing happening. The autoencoder's behavior during the original demo is better explained as a response to the same system-wide process-monitoring noise that confused the classifier, not as an independent detection of the simulated attack. Bug #12 is therefore not fixed by this finding, but its scope is now understood differently: it is not "the classifier is confused, but the autoencoder still works" - it is "neither model's output during this demo can currently be trusted to reflect the attack rather than the monitor's own footprint," pending the process-monitor scoping fix proposed as future work.</w:t>
       </w:r>
     </w:p>
     <w:p>
@@ -3634,22 +3706,27 @@
     </w:p>
     <w:p>
       <w:r>
-        <w:t>Proxy feature fidelity. apistats, directory_enumerated, and tree_command_line are approximated on the live host because true API-call hooking, as used by the source dataset's sandbox-based collection, requires kernel-level instrumentation outside this work's scope. These proxies are directionally correlated with the underlying behavior but not on the same numeric scale as the sandbox-derived training values for the ransomware classes, which were left unchanged from the source dataset.</w:t>
+        <w:t>Proxy feature fidelity. apistats, directory_enumerated, and tree_command_line are approximated on the live host because true API-call hooking, as used by the source dataset's sandbox-based collection, requires kernel-level instrumentation outside this work's scope. These proxies are directionally correlated with the underlying behavior but not on the same numeric scale as the sandbox-derived training values for the ransomware classes, which were left unchanged from the source dataset. A specific barrier to closing this gap was investigated during this work: the ETW provider most directly relevant to cryptographic API-call volume, Microsoft-Windows-Threat-Intelligence, restricts consumption to processes running as a Protected-Process-Light at the Antimalware-Light signer level, requiring a driver co-signed by Microsoft - a substantially higher barrier than the administrator privilege or Performance Log Users group membership sufficient for ordinary ETW providers (process/file/registry creation events), and not available within this project's resources. Upgrading the file, process, and registry monitors to those ordinary, lower-privilege ETW providers remains a tractable improvement not pursued here; closing the apistats gap specifically does not appear tractable without either a Microsoft-signed driver or equivalent kernel-level instrumentation.</w:t>
       </w:r>
     </w:p>
     <w:p>
       <w:r>
-        <w:t>Encryptor-class recall is a genuine, unresolved limitation. At 93.0% recall, consistent across folds and unmoved by class weighting or threshold tuning (Section 7.4), roughly 1 in 14 encryptor-ransomware windows goes undetected by the supervised classifier alone (the autoencoder's independent anomaly score provides a second detection path for such cases, not evaluated jointly with the classifier in this work).</w:t>
+        <w:t>Encryptor-class recall (93.0% under the original single-split evaluation) has a specific, identified mechanical cause rather than being an unexplained model limitation: 40 encryptor rows are byte-identical, at the 12-feature resolution this system uses, to 255 goodware rows, imposing a recall ceiling of 95.0% independent of model calibration (Section 7.4). Closing this fully would require either features that distinguish these particular rows or a different data source for the affected encryptor samples - both noted as future work.</w:t>
       </w:r>
     </w:p>
     <w:p>
       <w:r>
-        <w:t>Autoencoder F1 fluctuation across retrains (0.70 → 0.62 → 0.70 → 0.61) despite monotonically increasing real training data remains unexplained. A plausible-sounding hypothesis (activity-density variance in the goodware training windows) was tested directly and did not hold (Section 7.2); we report this as an open question rather than asserting an untested explanation. We consider the negative result itself methodologically useful: it is a reminder that a mechanistically reasonable story for a metric fluctuation is not evidence until tested, a standard this paper otherwise tries to hold its own claims to throughout Section 6.</w:t>
+        <w:t>Autoencoder F1 fluctuation across retrains (0.70 → 0.62 → 0.70 → 0.61) is now substantially, though not completely, explained: repeating training across 10 random seeds with identical data and architecture reproduces ~55% of the previously observed fluctuation range (Section 7.2), meaning unseeded initialization was a major, previously uncontrolled source of variation in every retraining figure reported prior to this work. The remaining variation may still reflect genuine effects of the data/methodology changes made each retrain, which this analysis cannot isolate using the historical figures alone, since those were never themselves computed across multiple seeds. The burst-density hypothesis tested in Section 7.2 remains a separate, valid negative result, independent of this finding.</w:t>
       </w:r>
     </w:p>
     <w:p>
       <w:r>
-        <w:t>Dataset scale. At 2,999 rows for a three-class problem with substantial class imbalance (200 locker-ransomware samples), the dataset is modest by modern ML standards; the tight cross-validation confidence interval (±0.4 points) should not be read as implying the estimate would hold on a substantially larger or more diverse population.</w:t>
+        <w:t xml:space="preserve">The corrections in Section 6.7 indicate the evaluation methodology used to assess this system warrants the same structured scrutiny as the deployment pipeline: both the original cross-validation accuracy and the original autoencoder F1-score were computed correctly given their respective protocols, but those protocols themselves permitted memorization and train/evaluation overlap that a superficially reasonable methodology did not, by itself, prevent. Relatedly, the negative-control result in Section 7.5 indicates the dual-model architecture's anomaly-detection path, as currently implemented, does not reliably distinguish a live attack from the monitor's own resource footprint in the tested environment - the complementary-detection argument for combining a classifier with an anomaly detector remains theoretically motivated (Section 1) but is not currently supported by this system's own live-demonstration evidence. This does not indicate the architectural motivation is unsound, only that the process-monitor scoping issue (Bug #12) must be corrected, and independently re-validated with a negative control, before this system's demo can be cited as evidence for it.</w:t>
+      </w:r>
+    </w:p>
+    <w:p>
+      <w:r>
+        <w:t>Dataset scale. At 2,999 rows for a three-class problem with substantial class imbalance (200 locker-ransomware samples, only 60 distinct 12-feature vectors), the dataset is modest by modern ML standards. The repeated group-aware cross-validation interval (84.86%-86.14%) reflects uncertainty in the estimate obtained from THIS dataset and should not be read as implying the estimate would hold on a substantially larger or more diverse population - particularly for class L, where the raw per-fold accuracy still ranges 40%-100% despite the tight interval on the overall mean (Section 7.1).</w:t>
       </w:r>
     </w:p>
     <w:p>
@@ -3684,7 +3761,7 @@
         <w:pStyle w:val="ListBullet"/>
       </w:pPr>
       <w:r>
-        <w:t>Replace the apistats/directory_enumerated/tree_command_line proxies with true kernel-level API hooking (e.g. an ETW consumer) for exact parity with the source dataset's feature semantics.</w:t>
+        <w:t>Replace the apistats proxy with true kernel-level API instrumentation. Investigated during this work: the most directly applicable ETW provider, Microsoft-Windows-Threat-Intelligence, requires a consumer process running as a Protected-Process-Light at the Antimalware-Light signer level, requiring a driver co-signed by Microsoft, and was not accessible within this project's resources; the directory_enumerated and tree_command_line proxies could be replaced with ordinary, lower-privilege ETW providers (process/file creation events), not attempted here.</w:t>
       </w:r>
     </w:p>
     <w:p>
@@ -3700,7 +3777,7 @@
         <w:pStyle w:val="ListBullet"/>
       </w:pPr>
       <w:r>
-        <w:t>Investigate the unexplained autoencoder F1 fluctuation across retrains (Section 7.2/8) - the activity-density hypothesis tested in this work was ruled out, so the true cause remains open; candidate directions include architecture/hyperparameter sensitivity to training set size, or per-session distributional differences not captured by a simple total-activity summary statistic.</w:t>
+        <w:t>Investigate the residual autoencoder F1 fluctuation not accounted for by the seed-variance analysis in Section 7.2 (~55% explained; ~45% remains open) - the activity-density hypothesis tested in this work was ruled out, so candidate directions include architecture/hyperparameter sensitivity to training set size, or per-session distributional differences not captured by a simple total-activity summary statistic.</w:t>
       </w:r>
     </w:p>
     <w:p>
@@ -3737,6 +3814,14 @@
     </w:p>
     <w:p>
       <w:pPr>
+        <w:pStyle w:val="ListBullet"/>
+      </w:pPr>
+      <w:r>
+        <w:t xml:space="preserve">Fix the process-monitor scoping issue (Bug #12) by excluding the monitoring process's own identity from resampling, then repeat the live demonstration AND its negative control before citing either model's demo behavior as evidence for the dual-model architecture's complementary-detection claim.</w:t>
+      </w:r>
+    </w:p>
+    <w:p>
+      <w:pPr>
         <w:pStyle w:val="Heading1"/>
       </w:pPr>
       <w:r>
@@ -3754,7 +3839,7 @@
     </w:p>
     <w:p>
       <w:r>
-        <w:t>This paper presented WatchRansom, a real-time behavioral ransomware detection system achieving 98.10% 10-fold cross-validated classification accuracy with perfect precision on both ransomware classes, and documented a systematic engineering audit that identified and resolved eleven defects in the path between model training and live deployment (one additional finding surfaced during live demo preparation remains open), plus deliberate negative results that clarify the nature of the system's one remaining weakness. [Expand: summarize the central claim - that pipeline correctness deserves evaluation rigor comparable to model accuracy - and restate the paper's contribution in final form.]</w:t>
+        <w:t>This paper presented WatchRansom, a real-time behavioral ransomware detection system combining a supervised classifier with an unsupervised anomaly detector. A systematic engineering audit identified and resolved eleven defects in the path between model training and live deployment (a twelfth, found during live demo preparation, remains open), plus deliberate negative results clarifying the nature of the system's remaining recall limitation. A second audit pass, applying the same methodology to the evaluation pipeline itself, found that the originally reported 98.10% cross-validated accuracy was inflated by duplicate-vector leakage and corrected it to a mean of 85.50% under group-aware, repeated cross-validation; found that the autoencoder's reported F1-score had been computed on data overlapping its own training set and corrected it to a held-out mean of 0.637; and, via a negative-control experiment, found that the system's anomaly-based alert does not reliably distinguish a live attack from the monitor's own resource footprint - reversing our own initial, favorable reading of this system's live demonstration. [Expand: summarize the central claim - that both deployment-pipeline correctness AND evaluation-methodology validity deserve rigor comparable to model accuracy - and restate the paper's contribution in final form.]</w:t>
       </w:r>
     </w:p>
     <w:p>
@@ -3777,11 +3862,36 @@
     </w:p>
     <w:p>
       <w:r>
+        <w:t xml:space="preserve">[2] Masum, M.; Faruk, M.J.H.; Shahriar, H.; Qian, K.; Lo, D.; Adnan, M.I. "Ransomware Classification and Detection With Machine Learning Algorithms." Proc. 2022 IEEE 12th Annu. Computing and Communication Workshop and Conference (CCWC), 2022.</w:t>
+      </w:r>
+    </w:p>
+    <w:p>
+      <w:r>
+        <w:t xml:space="preserve">[3] Song, W.; Karanam, S.; Xiao, Y.; Qi, J.; Dautenhahn, N.; Meng, N.; Ferrari, E.; Yao, D. "Crypto-Ransomware and Their Defenses: In-depth Behavioral Characterization, Discussion of Deployability, and New Insights." arXiv:2306.02270, 2023.</w:t>
+      </w:r>
+    </w:p>
+    <w:p>
+      <w:r>
+        <w:t xml:space="preserve">[4] Onwuegbuche, F.C.; Olaoluwa, A.; Jurcut, A.D.; Pasquale, L. "MLRan: A Behavioural Dataset for Ransomware Analysis and Detection." arXiv:2505.18613, 2025.</w:t>
+      </w:r>
+    </w:p>
+    <w:p>
+      <w:r>
+        <w:t xml:space="preserve">[5] Almuhanna, R.; Dardouri, S. "A deep learning/machine learning approach for anomaly based network intrusion detection." Frontiers in Artificial Intelligence, 2025.</w:t>
+      </w:r>
+    </w:p>
+    <w:p>
+      <w:r>
+        <w:t xml:space="preserve">[6] Liu, G.; Caragea, D.; Ou, X.; Roy, S. "The Impact of Train-Test Leakage on Machine Learning-based Android Malware Detection." arXiv:2410.19364, 2024.</w:t>
+      </w:r>
+    </w:p>
+    <w:p>
+      <w:r>
         <w:rPr>
           <w:i/>
           <w:color w:val="B00000"/>
         </w:rPr>
-        <w:t>[DRAFT TODO: Add remaining references (related-work section sources, any threat-report citations used in the Introduction).]</w:t>
+        <w:t>[DRAFT TODO: Citations [2]-[6] added for ransomware ML detection, hybrid autoencoder+classifier architectures, and malware-detection evaluation-leakage literature. Introduction citations (threat-landscape statistics per Section 1's TODO) remain open.]</w:t>
       </w:r>
     </w:p>
     <w:p>

--- a/paper_draft/WatchRansom_Paper_Draft.docx
+++ b/paper_draft/WatchRansom_Paper_Draft.docx
@@ -149,7 +149,7 @@
     </w:p>
     <w:p>
       <w:r>
-        <w:t>The primary contribution of this paper is twofold. First, we present the system itself, built on and extending a public dynamic-analysis dataset, and report its detection performance using a statistically appropriate cross-validated evaluation. Second - and we believe more broadly useful to practitioners - we document a systematic audit of the gap between this system's offline training and its live deployment behavior. We identify and resolve ten distinct implementation defects across the data collection, feature engineering, model calibration, and performance-critical code paths, several of which would have been invisible to a code review or a standard offline accuracy benchmark, and one of which (a silently non-functional performance optimization) was only caught by benchmarking under a realistic process count. We further report two deliberate negative results from attempting to close the system's one persistent weakness (recall on the encryption-ransomware class), and a final finding, surfaced during live demonstration preparation, that is diagnosed precisely but left as future work rather than remediated. We present this collectively not as a list of bugs, but as evidence for a general claim: for ML-based security systems that consume live telemetry, the correctness of the training-to-deployment pipeline is not implied by offline model accuracy, and should be evaluated as its own concern.</w:t>
+        <w:t>The primary contribution of this paper is twofold. First, we present the system itself, built on and extending a public dynamic-analysis dataset, and report its detection performance using a statistically appropriate cross-validated evaluation. Second - and we believe more broadly useful to practitioners - we document a systematic audit of the gap between this system's offline training and its live deployment behavior. This audit surfaced twelve distinct findings (Section 6, Table 6.1): ten implementation defects that were identified and resolved across the data collection, feature engineering, model calibration, and performance-critical code paths, several of which would have been invisible to a code review or a standard offline accuracy benchmark, and one of which (a silently non-functional performance optimization) was only caught by benchmarking under a realistic process count; an eleventh item, a tested hypothesis for an autoencoder performance fluctuation that was found not to hold and was reverted; and a twelfth, surfaced during live demonstration preparation, that is diagnosed precisely but left as future work rather than remediated. Separately from this numbered list, we report two deliberate negative results from attempting to close the system's one persistent classification weakness (recall on the encryption-ransomware class). We present all of this collectively not as a list of bugs, but as evidence for a general claim: for ML-based security systems that consume live telemetry, the correctness of the training-to-deployment pipeline is not implied by offline model accuracy, and should be evaluated as its own concern.</w:t>
       </w:r>
     </w:p>
     <w:p>

--- a/paper_draft/WatchRansom_Paper_Draft.docx
+++ b/paper_draft/WatchRansom_Paper_Draft.docx
@@ -3495,6 +3495,11 @@
       </w:r>
     </w:p>
     <w:p>
+      <w:r>
+        <w:t xml:space="preserve">UPDATE: the proposed fix (excluding the monitor's own PID from process_monitor.py resampling) was actually implemented and re-tested, not left as a proposal. Paired runs on the identical folder/window, before/after the fix and with/without the attack simulator: negative control pre-fix, P(G)=0.8610, anomaly=280.47; negative control post-fix, P(G)=0.9996, anomaly=124.27; attack run post-fix, P(G)=0.9869, anomaly=106.94. The fix is real - a 55.7% reduction in no-attack anomaly score and a large jump in classifier confidence/stability - confirming the monitor's own process was genuinely contributing noise. But it does NOT restore attack detection: the anomaly score DURING the actual attack (106.94) is LOWER than the post-fix no-attack score (124.27), and the classifier is even MORE confident in goodware during the attack (98.69%) than in the original pre-fix demo. Neither model discriminates attack from no-attack after this fix. There is at least one more uncontrolled noise source on this machine beyond the monitor's own PID - consistent with the dll_loaded=10,812 outlier already in the self-collected goodware data (Section 3.3/7.1), attributed at collection time to "other heavy processes... this machine was running Python + TensorFlow + pandas + sklearn." Bug #12's diagnosis was correct but incomplete: the real problem isn't "the monitor sees itself," it's "the monitor isn't robust to ANY sufficiently heavy process on the host" - the monitor's own process was one clear, fixable example, not the only one.</w:t>
+      </w:r>
+    </w:p>
+    <w:p>
       <w:pPr>
         <w:pStyle w:val="Heading2"/>
       </w:pPr>
@@ -3721,7 +3726,7 @@
     </w:p>
     <w:p>
       <w:r>
-        <w:t xml:space="preserve">The corrections in Section 6.7 indicate the evaluation methodology used to assess this system warrants the same structured scrutiny as the deployment pipeline: both the original cross-validation accuracy and the original autoencoder F1-score were computed correctly given their respective protocols, but those protocols themselves permitted memorization and train/evaluation overlap that a superficially reasonable methodology did not, by itself, prevent. Relatedly, the negative-control result in Section 7.5 indicates the dual-model architecture's anomaly-detection path, as currently implemented, does not reliably distinguish a live attack from the monitor's own resource footprint in the tested environment - the complementary-detection argument for combining a classifier with an anomaly detector remains theoretically motivated (Section 1) but is not currently supported by this system's own live-demonstration evidence. This does not indicate the architectural motivation is unsound, only that the process-monitor scoping issue (Bug #12) must be corrected, and independently re-validated with a negative control, before this system's demo can be cited as evidence for it.</w:t>
+        <w:t>The corrections in Section 6.7 indicate the evaluation methodology used to assess this system warrants the same structured scrutiny as the deployment pipeline: both the original cross-validation accuracy and the original autoencoder F1-score were computed correctly given their respective protocols, but those protocols themselves permitted memorization and train/evaluation overlap that a superficially reasonable methodology did not, by itself, prevent. Relatedly, the negative-control result in Section 7.5 indicates the dual-model architecture's anomaly-detection path, as currently implemented, does not reliably distinguish a live attack from the monitor's own resource footprint - and implementing the proposed fix (excluding the monitor's own PID) confirmed this is a real but PARTIAL cause: the fix cut the no-attack anomaly score by 55.7% without restoring attack/no-attack discrimination, since the post-fix attack-run anomaly score was actually lower than the post-fix no-attack score. The complementary-detection argument for combining a classifier with an anomaly detector remains theoretically motivated (Section 1) but is not currently supported by this system's own live-demonstration evidence, before or after the attempted fix. The underlying issue is broader than one process's identity: this system's process monitoring is not robust to any sufficiently heavy legitimate software running on the host.</w:t>
       </w:r>
     </w:p>
     <w:p>
@@ -3817,7 +3822,15 @@
         <w:pStyle w:val="ListBullet"/>
       </w:pPr>
       <w:r>
-        <w:t xml:space="preserve">Fix the process-monitor scoping issue (Bug #12) by excluding the monitoring process's own identity from resampling, then repeat the live demonstration AND its negative control before citing either model's demo behavior as evidence for the dual-model architecture's complementary-detection claim.</w:t>
+        <w:t>Robustness of process monitoring to heavy legitimate software (Bug #12, re-scoped). Excluding the monitor's own PID from resampling was implemented and re-tested (Section 7.5): real improvement (55.7% less no-attack anomaly noise, more stable classifier confidence), but attack/no-attack discrimination was NOT restored - the issue is broader than one process's identity. Candidate directions not attempted here: clip/winsorize extreme per-process feature values before scaling so no single outlier process (whichever one it is) can dominate classification or reconstruction error, or restrict monitoring to a defined allowlist rather than excluding individual known PIDs after the fact.</w:t>
+      </w:r>
+    </w:p>
+    <w:p>
+      <w:pPr>
+        <w:pStyle w:val="ListBullet"/>
+      </w:pPr>
+      <w:r>
+        <w:t xml:space="preserve">Repeat the live demonstration once the broader robustness issue above is addressed, before citing any future run as evidence for the dual-model architecture's complementary-detection claim - neither the original demo nor the corrected re-test in Section 7.5 currently supports that claim.</w:t>
       </w:r>
     </w:p>
     <w:p>

--- a/paper_draft/WatchRansom_Paper_Draft.docx
+++ b/paper_draft/WatchRansom_Paper_Draft.docx
@@ -3496,7 +3496,17 @@
     </w:p>
     <w:p>
       <w:r>
-        <w:t xml:space="preserve">UPDATE: the proposed fix (excluding the monitor's own PID from process_monitor.py resampling) was actually implemented and re-tested, not left as a proposal. Paired runs on the identical folder/window, before/after the fix and with/without the attack simulator: negative control pre-fix, P(G)=0.8610, anomaly=280.47; negative control post-fix, P(G)=0.9996, anomaly=124.27; attack run post-fix, P(G)=0.9869, anomaly=106.94. The fix is real - a 55.7% reduction in no-attack anomaly score and a large jump in classifier confidence/stability - confirming the monitor's own process was genuinely contributing noise. But it does NOT restore attack detection: the anomaly score DURING the actual attack (106.94) is LOWER than the post-fix no-attack score (124.27), and the classifier is even MORE confident in goodware during the attack (98.69%) than in the original pre-fix demo. Neither model discriminates attack from no-attack after this fix. There is at least one more uncontrolled noise source on this machine beyond the monitor's own PID - consistent with the dll_loaded=10,812 outlier already in the self-collected goodware data (Section 3.3/7.1), attributed at collection time to "other heavy processes... this machine was running Python + TensorFlow + pandas + sklearn." Bug #12's diagnosis was correct but incomplete: the real problem isn't "the monitor sees itself," it's "the monitor isn't robust to ANY sufficiently heavy process on the host" - the monitor's own process was one clear, fixable example, not the only one.</w:t>
+        <w:t>UPDATE (two rounds): the first proposed fix (excluding the monitor's own PID) was implemented and re-tested. Result: real but insufficient - cut no-attack anomaly score 55.7% (280.47 -&gt; 124.27) but did NOT restore discrimination (attack score 106.94 was LOWER than the post-fix no-attack score). Root-caused why and fixed a second time: dll_loaded is a per-window SUM across every observed process, so ANY sufficiently heavy but benign process - not just the monitor itself - can push it far outside training range (class E max 109, class L max 44). Clipped dll_loaded to 150 (grounded in the real distribution - above both ransomware classes' observed maxima and goodware's 99th percentile of 121, two orders of magnitude below the self-noise outliers) before either model sees it. Did NOT clip apistats the same way - class E legitimately reaches into the hundreds/thousands on that feature (real crypto API usage), so clipping it would suppress genuine attack signal, not just noise. Paired re-verification with both fixes together: negative control, P(G)=0.9960, anomaly=6.23; attack run, P(G)=0.9985, anomaly=13.45 - compared against the PID-only-fix results above (negative control P(G)=0.9996, anomaly=124.27; attack run P(G)=0.9869, anomaly=106.94) and the original, uncorrected run (negative control P(G)=0.8610, anomaly=280.47).</w:t>
+      </w:r>
+    </w:p>
+    <w:p>
+      <w:r>
+        <w:t xml:space="preserve">RESULT: no-attack anomaly noise fell 97.8% overall (280.47 -&gt; 6.23). For the FIRST TIME in this investigation, the anomaly score discriminates in the CORRECT direction - attack (13.45) exceeds no-attack (6.23), a 2.16x ratio. A real, working, independent anomaly signal that no earlier test (including the original demo) ever actually showed.</w:t>
+      </w:r>
+    </w:p>
+    <w:p>
+      <w:r>
+        <w:t xml:space="preserve">Two things still not fixed: (1) the classifier still says Goodware at 99.85% confidence DURING the attack, but this traces to a DIFFERENT, already-known cause: directory_enumerated (the model's #1 feature, 20.6%) is capped at ~9 in this small demo (8 subdirectories), against a training median of 14 / p90 of 809 for class E - the demo is structurally too small on this feature, regardless of anything fixed today. (2) At the currently deployed threshold (0.774228), BOTH 6.23 and 13.45 still clear the is_anomaly cutoff (score&gt;1.0) by a wide margin, so a CRITICAL alert would still fire on ordinary activity here - far less extremely than before, but the threshold itself was not recalibrated against this new, much lower noise floor.</w:t>
       </w:r>
     </w:p>
     <w:p>
@@ -3726,7 +3736,7 @@
     </w:p>
     <w:p>
       <w:r>
-        <w:t>The corrections in Section 6.7 indicate the evaluation methodology used to assess this system warrants the same structured scrutiny as the deployment pipeline: both the original cross-validation accuracy and the original autoencoder F1-score were computed correctly given their respective protocols, but those protocols themselves permitted memorization and train/evaluation overlap that a superficially reasonable methodology did not, by itself, prevent. Relatedly, the negative-control result in Section 7.5 indicates the dual-model architecture's anomaly-detection path, as currently implemented, does not reliably distinguish a live attack from the monitor's own resource footprint - and implementing the proposed fix (excluding the monitor's own PID) confirmed this is a real but PARTIAL cause: the fix cut the no-attack anomaly score by 55.7% without restoring attack/no-attack discrimination, since the post-fix attack-run anomaly score was actually lower than the post-fix no-attack score. The complementary-detection argument for combining a classifier with an anomaly detector remains theoretically motivated (Section 1) but is not currently supported by this system's own live-demonstration evidence, before or after the attempted fix. The underlying issue is broader than one process's identity: this system's process monitoring is not robust to any sufficiently heavy legitimate software running on the host.</w:t>
+        <w:t>The corrections in Section 6.7 indicate the evaluation methodology used to assess this system warrants the same structured scrutiny as the deployment pipeline: both the original cross-validation accuracy and the original autoencoder F1-score were computed correctly given their respective protocols, but those protocols themselves permitted memorization and train/evaluation overlap that a superficially reasonable methodology did not, by itself, prevent. Relatedly, the negative-control result in Section 7.5 indicates the dual-model architecture's anomaly-detection path, as originally implemented, did not reliably distinguish a live attack from the monitor's own resource footprint. Two corrections applied in sequence - excluding the monitor's own PID, then clipping the dll_loaded feature specifically - closed most of this gap: a 97.8% reduction in the no-attack anomaly score, and for the first time, an anomaly score that discriminates in the correct direction between attack and no-attack conditions. The complementary-detection argument for combining a classifier with an anomaly detector is, following these corrections, supported by this system's own re-tested evidence for the first time - though the classifier's continued failure to detect the demonstrated attack (a separate, already-documented directory_enumerated scale limitation) and the still-uncalibrated deployed threshold both remain open.</w:t>
       </w:r>
     </w:p>
     <w:p>
@@ -3822,7 +3832,7 @@
         <w:pStyle w:val="ListBullet"/>
       </w:pPr>
       <w:r>
-        <w:t>Robustness of process monitoring to heavy legitimate software (Bug #12, re-scoped). Excluding the monitor's own PID from resampling was implemented and re-tested (Section 7.5): real improvement (55.7% less no-attack anomaly noise, more stable classifier confidence), but attack/no-attack discrimination was NOT restored - the issue is broader than one process's identity. Candidate directions not attempted here: clip/winsorize extreme per-process feature values before scaling so no single outlier process (whichever one it is) can dominate classification or reconstruction error, or restrict monitoring to a defined allowlist rather than excluding individual known PIDs after the fact.</w:t>
+        <w:t>Recalibrate the deployed anomaly threshold against the new noise floor established by the dll_loaded clipping fix (Section 7.5). Both the pre- and post-clip anomaly scores there still exceed the currently deployed threshold (0.774228), so a CRITICAL alert would still fire on ordinary activity in this environment despite the 97.8% reduction in the underlying score - closing this needs a fresh run of evaluate_autoencoder.py's percentile search under the clipped feature regime (Bug #6's own discipline), not attempted here.</w:t>
       </w:r>
     </w:p>
     <w:p>
